--- a/project_Report.docx
+++ b/project_Report.docx
@@ -128,8 +128,39 @@
           <w:sz w:val="24"/>
           <w:szCs w:val="24"/>
         </w:rPr>
-        <w:t>Dr. Mucahid Kultu</w:t>
-      </w:r>
+        <w:t xml:space="preserve">Dr. </w:t>
+      </w:r>
+      <w:proofErr w:type="spellStart"/>
+      <w:r>
+        <w:rPr>
+          <w:b/>
+          <w:bCs/>
+          <w:sz w:val="24"/>
+          <w:szCs w:val="24"/>
+        </w:rPr>
+        <w:t>Mucahid</w:t>
+      </w:r>
+      <w:proofErr w:type="spellEnd"/>
+      <w:r>
+        <w:rPr>
+          <w:b/>
+          <w:bCs/>
+          <w:sz w:val="24"/>
+          <w:szCs w:val="24"/>
+        </w:rPr>
+        <w:t xml:space="preserve"> </w:t>
+      </w:r>
+      <w:proofErr w:type="spellStart"/>
+      <w:r>
+        <w:rPr>
+          <w:b/>
+          <w:bCs/>
+          <w:sz w:val="24"/>
+          <w:szCs w:val="24"/>
+        </w:rPr>
+        <w:t>Kultu</w:t>
+      </w:r>
+      <w:proofErr w:type="spellEnd"/>
     </w:p>
     <w:p>
       <w:pPr>
@@ -221,10 +252,6 @@
         <w:tblStyle w:val="TableGrid"/>
         <w:tblW w:w="0" w:type="auto"/>
         <w:tblInd w:w="720" w:type="dxa"/>
-        <w:tblBorders>
-          <w:insideH w:val="none" w:sz="0" w:space="0" w:color="auto"/>
-          <w:insideV w:val="none" w:sz="0" w:space="0" w:color="auto"/>
-        </w:tblBorders>
         <w:tblLook w:val="04A0" w:firstRow="1" w:lastRow="0" w:firstColumn="1" w:lastColumn="0" w:noHBand="0" w:noVBand="1"/>
       </w:tblPr>
       <w:tblGrid>
@@ -314,8 +341,13 @@
               <w:jc w:val="both"/>
             </w:pPr>
             <w:r>
-              <w:t>Nusaibah Zaffer</w:t>
-            </w:r>
+              <w:t xml:space="preserve">Nusaibah </w:t>
+            </w:r>
+            <w:proofErr w:type="spellStart"/>
+            <w:r>
+              <w:t>Zaffer</w:t>
+            </w:r>
+            <w:proofErr w:type="spellEnd"/>
           </w:p>
         </w:tc>
         <w:tc>
@@ -364,8 +396,13 @@
               <w:jc w:val="both"/>
             </w:pPr>
             <w:r>
-              <w:t>Aldana Almansouri</w:t>
-            </w:r>
+              <w:t xml:space="preserve">Aldana </w:t>
+            </w:r>
+            <w:proofErr w:type="spellStart"/>
+            <w:r>
+              <w:t>Almansouri</w:t>
+            </w:r>
+            <w:proofErr w:type="spellEnd"/>
           </w:p>
         </w:tc>
         <w:tc>
@@ -532,6 +569,9 @@
               <w:ind w:left="0"/>
               <w:jc w:val="both"/>
             </w:pPr>
+            <w:r>
+              <w:t>201808056</w:t>
+            </w:r>
           </w:p>
         </w:tc>
       </w:tr>
@@ -740,8 +780,13 @@
               <w:ind w:left="0"/>
             </w:pPr>
             <w:r>
-              <w:t>User Profie</w:t>
-            </w:r>
+              <w:t xml:space="preserve">User </w:t>
+            </w:r>
+            <w:proofErr w:type="spellStart"/>
+            <w:r>
+              <w:t>Profie</w:t>
+            </w:r>
+            <w:proofErr w:type="spellEnd"/>
           </w:p>
         </w:tc>
         <w:tc>
@@ -1307,8 +1352,13 @@
               <w:ind w:left="0"/>
             </w:pPr>
             <w:r>
-              <w:t>All data saved to localStorage</w:t>
-            </w:r>
+              <w:t xml:space="preserve">All data saved to </w:t>
+            </w:r>
+            <w:proofErr w:type="spellStart"/>
+            <w:r>
+              <w:t>localStorage</w:t>
+            </w:r>
+            <w:proofErr w:type="spellEnd"/>
           </w:p>
         </w:tc>
       </w:tr>
@@ -2192,7 +2242,15 @@
         <w:spacing w:line="480" w:lineRule="auto"/>
       </w:pPr>
       <w:r>
-        <w:t>All Data is stored in localStorage with this structure:</w:t>
+        <w:t xml:space="preserve">All Data is stored in </w:t>
+      </w:r>
+      <w:proofErr w:type="spellStart"/>
+      <w:r>
+        <w:t>localStorage</w:t>
+      </w:r>
+      <w:proofErr w:type="spellEnd"/>
+      <w:r>
+        <w:t xml:space="preserve"> with this structure:</w:t>
       </w:r>
     </w:p>
     <w:p>
@@ -2237,7 +2295,15 @@
         <w:spacing w:line="480" w:lineRule="auto"/>
       </w:pPr>
       <w:r>
-        <w:t xml:space="preserve">      "username": "john_doe",</w:t>
+        <w:t xml:space="preserve">      "username": "</w:t>
+      </w:r>
+      <w:proofErr w:type="spellStart"/>
+      <w:r>
+        <w:t>john_doe</w:t>
+      </w:r>
+      <w:proofErr w:type="spellEnd"/>
+      <w:r>
+        <w:t>",</w:t>
       </w:r>
     </w:p>
     <w:p>
@@ -2273,16 +2339,32 @@
         <w:spacing w:line="480" w:lineRule="auto"/>
       </w:pPr>
       <w:r>
-        <w:t xml:space="preserve">      "avatarUrl": "https://...",</w:t>
-      </w:r>
-    </w:p>
-    <w:p>
-      <w:pPr>
-        <w:pStyle w:val="ListParagraph"/>
-        <w:spacing w:line="480" w:lineRule="auto"/>
-      </w:pPr>
-      <w:r>
-        <w:t xml:space="preserve">      "bannerUrl": "https://...",</w:t>
+        <w:t xml:space="preserve">      "</w:t>
+      </w:r>
+      <w:proofErr w:type="spellStart"/>
+      <w:r>
+        <w:t>avatarUrl</w:t>
+      </w:r>
+      <w:proofErr w:type="spellEnd"/>
+      <w:r>
+        <w:t>": "https://...",</w:t>
+      </w:r>
+    </w:p>
+    <w:p>
+      <w:pPr>
+        <w:pStyle w:val="ListParagraph"/>
+        <w:spacing w:line="480" w:lineRule="auto"/>
+      </w:pPr>
+      <w:r>
+        <w:t xml:space="preserve">      "</w:t>
+      </w:r>
+      <w:proofErr w:type="spellStart"/>
+      <w:r>
+        <w:t>bannerUrl</w:t>
+      </w:r>
+      <w:proofErr w:type="spellEnd"/>
+      <w:r>
+        <w:t>": "https://...",</w:t>
       </w:r>
     </w:p>
     <w:p>
@@ -2355,7 +2437,15 @@
         <w:spacing w:line="480" w:lineRule="auto"/>
       </w:pPr>
       <w:r>
-        <w:t xml:space="preserve">      "authorId": "user_123",</w:t>
+        <w:t xml:space="preserve">      "</w:t>
+      </w:r>
+      <w:proofErr w:type="spellStart"/>
+      <w:r>
+        <w:t>authorId</w:t>
+      </w:r>
+      <w:proofErr w:type="spellEnd"/>
+      <w:r>
+        <w:t>": "user_123",</w:t>
       </w:r>
     </w:p>
     <w:p>
@@ -2373,7 +2463,15 @@
         <w:spacing w:line="480" w:lineRule="auto"/>
       </w:pPr>
       <w:r>
-        <w:t xml:space="preserve">      "imageUrl": "https://...",</w:t>
+        <w:t xml:space="preserve">      "</w:t>
+      </w:r>
+      <w:proofErr w:type="spellStart"/>
+      <w:r>
+        <w:t>imageUrl</w:t>
+      </w:r>
+      <w:proofErr w:type="spellEnd"/>
+      <w:r>
+        <w:t>": "https://...",</w:t>
       </w:r>
     </w:p>
     <w:p>
@@ -2427,7 +2525,15 @@
         <w:spacing w:line="480" w:lineRule="auto"/>
       </w:pPr>
       <w:r>
-        <w:t xml:space="preserve">          "authorId": "user_456",</w:t>
+        <w:t xml:space="preserve">          "</w:t>
+      </w:r>
+      <w:proofErr w:type="spellStart"/>
+      <w:r>
+        <w:t>authorId</w:t>
+      </w:r>
+      <w:proofErr w:type="spellEnd"/>
+      <w:r>
+        <w:t>": "user_456",</w:t>
       </w:r>
     </w:p>
     <w:p>
@@ -2499,7 +2605,15 @@
         <w:spacing w:line="480" w:lineRule="auto"/>
       </w:pPr>
       <w:r>
-        <w:t xml:space="preserve">    "userId": "user_123"</w:t>
+        <w:t xml:space="preserve">    "</w:t>
+      </w:r>
+      <w:proofErr w:type="spellStart"/>
+      <w:r>
+        <w:t>userId</w:t>
+      </w:r>
+      <w:proofErr w:type="spellEnd"/>
+      <w:r>
+        <w:t>": "user_123"</w:t>
       </w:r>
     </w:p>
     <w:p>
@@ -2700,7 +2814,15 @@
         <w:spacing w:line="480" w:lineRule="auto"/>
       </w:pPr>
       <w:r>
-        <w:t>Murmur CMPS 350 successfully implements all the main features required for Phase 1 of the project. The application exhibits proper use of Semantic HTML5, CSS Grid/Flexbox for responsive layout, and vanilla JavaScript for interactivity with localStorage persistence. The interface is user-friendly, visually consistent and fully functional across all device sizes.</w:t>
+        <w:t xml:space="preserve">Murmur CMPS 350 successfully implements all the main features required for Phase 1 of the project. The application exhibits proper use of Semantic HTML5, CSS Grid/Flexbox for responsive layout, and vanilla JavaScript for interactivity with </w:t>
+      </w:r>
+      <w:proofErr w:type="spellStart"/>
+      <w:r>
+        <w:t>localStorage</w:t>
+      </w:r>
+      <w:proofErr w:type="spellEnd"/>
+      <w:r>
+        <w:t xml:space="preserve"> persistence. The interface is user-friendly, visually consistent and fully functional across all device sizes.</w:t>
       </w:r>
     </w:p>
     <w:p>
@@ -4748,7 +4870,6 @@
   <w:style w:type="character" w:default="1" w:styleId="DefaultParagraphFont">
     <w:name w:val="Default Paragraph Font"/>
     <w:uiPriority w:val="1"/>
-    <w:semiHidden/>
     <w:unhideWhenUsed/>
   </w:style>
   <w:style w:type="table" w:default="1" w:styleId="TableNormal">
@@ -5798,12 +5919,129 @@
 </file>
 
 <file path=customXml/item1.xml><?xml version="1.0" encoding="utf-8"?>
-<?mso-contentType ?>
-<FormTemplates xmlns="http://schemas.microsoft.com/sharepoint/v3/contenttype/forms">
-  <Display>DocumentLibraryForm</Display>
-  <Edit>AssetEditForm</Edit>
-  <New>DocumentLibraryForm</New>
-</FormTemplates>
+<p:properties xmlns:p="http://schemas.microsoft.com/office/2006/metadata/properties" xmlns:xsi="http://www.w3.org/2001/XMLSchema-instance" xmlns:pc="http://schemas.microsoft.com/office/infopath/2007/PartnerControls">
+  <documentManagement>
+    <APDescription xmlns="4873beb7-5857-4685-be1f-d57550cc96cc" xsi:nil="true"/>
+    <AssetExpire xmlns="4873beb7-5857-4685-be1f-d57550cc96cc">2029-01-01T08:00:00+00:00</AssetExpire>
+    <CampaignTagsTaxHTField0 xmlns="4873beb7-5857-4685-be1f-d57550cc96cc">
+      <Terms xmlns="http://schemas.microsoft.com/office/infopath/2007/PartnerControls"/>
+    </CampaignTagsTaxHTField0>
+    <IntlLangReviewDate xmlns="4873beb7-5857-4685-be1f-d57550cc96cc" xsi:nil="true"/>
+    <TPFriendlyName xmlns="4873beb7-5857-4685-be1f-d57550cc96cc" xsi:nil="true"/>
+    <IntlLangReview xmlns="4873beb7-5857-4685-be1f-d57550cc96cc">false</IntlLangReview>
+    <LocLastLocAttemptVersionLookup xmlns="4873beb7-5857-4685-be1f-d57550cc96cc">856581</LocLastLocAttemptVersionLookup>
+    <PolicheckWords xmlns="4873beb7-5857-4685-be1f-d57550cc96cc" xsi:nil="true"/>
+    <SubmitterId xmlns="4873beb7-5857-4685-be1f-d57550cc96cc" xsi:nil="true"/>
+    <AcquiredFrom xmlns="4873beb7-5857-4685-be1f-d57550cc96cc">Internal MS</AcquiredFrom>
+    <EditorialStatus xmlns="4873beb7-5857-4685-be1f-d57550cc96cc">Complete</EditorialStatus>
+    <Markets xmlns="4873beb7-5857-4685-be1f-d57550cc96cc"/>
+    <OriginAsset xmlns="4873beb7-5857-4685-be1f-d57550cc96cc" xsi:nil="true"/>
+    <AssetStart xmlns="4873beb7-5857-4685-be1f-d57550cc96cc">2012-09-19T07:42:00+00:00</AssetStart>
+    <FriendlyTitle xmlns="4873beb7-5857-4685-be1f-d57550cc96cc" xsi:nil="true"/>
+    <MarketSpecific xmlns="4873beb7-5857-4685-be1f-d57550cc96cc">false</MarketSpecific>
+    <TPNamespace xmlns="4873beb7-5857-4685-be1f-d57550cc96cc" xsi:nil="true"/>
+    <PublishStatusLookup xmlns="4873beb7-5857-4685-be1f-d57550cc96cc">
+      <Value>1622610</Value>
+    </PublishStatusLookup>
+    <APAuthor xmlns="4873beb7-5857-4685-be1f-d57550cc96cc">
+      <UserInfo>
+        <DisplayName>REDMOND\v-aptall</DisplayName>
+        <AccountId>2566</AccountId>
+        <AccountType/>
+      </UserInfo>
+    </APAuthor>
+    <TPCommandLine xmlns="4873beb7-5857-4685-be1f-d57550cc96cc" xsi:nil="true"/>
+    <IntlLangReviewer xmlns="4873beb7-5857-4685-be1f-d57550cc96cc" xsi:nil="true"/>
+    <OpenTemplate xmlns="4873beb7-5857-4685-be1f-d57550cc96cc">true</OpenTemplate>
+    <CSXSubmissionDate xmlns="4873beb7-5857-4685-be1f-d57550cc96cc" xsi:nil="true"/>
+    <TaxCatchAll xmlns="4873beb7-5857-4685-be1f-d57550cc96cc"/>
+    <Manager xmlns="4873beb7-5857-4685-be1f-d57550cc96cc" xsi:nil="true"/>
+    <NumericId xmlns="4873beb7-5857-4685-be1f-d57550cc96cc" xsi:nil="true"/>
+    <ParentAssetId xmlns="4873beb7-5857-4685-be1f-d57550cc96cc" xsi:nil="true"/>
+    <OriginalSourceMarket xmlns="4873beb7-5857-4685-be1f-d57550cc96cc" xsi:nil="true"/>
+    <ApprovalStatus xmlns="4873beb7-5857-4685-be1f-d57550cc96cc">InProgress</ApprovalStatus>
+    <TPComponent xmlns="4873beb7-5857-4685-be1f-d57550cc96cc" xsi:nil="true"/>
+    <EditorialTags xmlns="4873beb7-5857-4685-be1f-d57550cc96cc" xsi:nil="true"/>
+    <TPExecutable xmlns="4873beb7-5857-4685-be1f-d57550cc96cc" xsi:nil="true"/>
+    <TPLaunchHelpLink xmlns="4873beb7-5857-4685-be1f-d57550cc96cc" xsi:nil="true"/>
+    <LocComments xmlns="4873beb7-5857-4685-be1f-d57550cc96cc" xsi:nil="true"/>
+    <LocRecommendedHandoff xmlns="4873beb7-5857-4685-be1f-d57550cc96cc" xsi:nil="true"/>
+    <SourceTitle xmlns="4873beb7-5857-4685-be1f-d57550cc96cc" xsi:nil="true"/>
+    <CSXUpdate xmlns="4873beb7-5857-4685-be1f-d57550cc96cc">false</CSXUpdate>
+    <IntlLocPriority xmlns="4873beb7-5857-4685-be1f-d57550cc96cc" xsi:nil="true"/>
+    <UAProjectedTotalWords xmlns="4873beb7-5857-4685-be1f-d57550cc96cc" xsi:nil="true"/>
+    <AssetType xmlns="4873beb7-5857-4685-be1f-d57550cc96cc">TP</AssetType>
+    <MachineTranslated xmlns="4873beb7-5857-4685-be1f-d57550cc96cc">false</MachineTranslated>
+    <OutputCachingOn xmlns="4873beb7-5857-4685-be1f-d57550cc96cc">false</OutputCachingOn>
+    <TemplateStatus xmlns="4873beb7-5857-4685-be1f-d57550cc96cc">Complete</TemplateStatus>
+    <IsSearchable xmlns="4873beb7-5857-4685-be1f-d57550cc96cc">true</IsSearchable>
+    <ContentItem xmlns="4873beb7-5857-4685-be1f-d57550cc96cc" xsi:nil="true"/>
+    <HandoffToMSDN xmlns="4873beb7-5857-4685-be1f-d57550cc96cc" xsi:nil="true"/>
+    <ShowIn xmlns="4873beb7-5857-4685-be1f-d57550cc96cc">Show everywhere</ShowIn>
+    <ThumbnailAssetId xmlns="4873beb7-5857-4685-be1f-d57550cc96cc" xsi:nil="true"/>
+    <UALocComments xmlns="4873beb7-5857-4685-be1f-d57550cc96cc" xsi:nil="true"/>
+    <UALocRecommendation xmlns="4873beb7-5857-4685-be1f-d57550cc96cc">Localize</UALocRecommendation>
+    <LastModifiedDateTime xmlns="4873beb7-5857-4685-be1f-d57550cc96cc" xsi:nil="true"/>
+    <LegacyData xmlns="4873beb7-5857-4685-be1f-d57550cc96cc" xsi:nil="true"/>
+    <LocManualTestRequired xmlns="4873beb7-5857-4685-be1f-d57550cc96cc">false</LocManualTestRequired>
+    <LocMarketGroupTiers2 xmlns="4873beb7-5857-4685-be1f-d57550cc96cc" xsi:nil="true"/>
+    <ClipArtFilename xmlns="4873beb7-5857-4685-be1f-d57550cc96cc" xsi:nil="true"/>
+    <TPApplication xmlns="4873beb7-5857-4685-be1f-d57550cc96cc" xsi:nil="true"/>
+    <CSXHash xmlns="4873beb7-5857-4685-be1f-d57550cc96cc" xsi:nil="true"/>
+    <DirectSourceMarket xmlns="4873beb7-5857-4685-be1f-d57550cc96cc" xsi:nil="true"/>
+    <PrimaryImageGen xmlns="4873beb7-5857-4685-be1f-d57550cc96cc">true</PrimaryImageGen>
+    <PlannedPubDate xmlns="4873beb7-5857-4685-be1f-d57550cc96cc" xsi:nil="true"/>
+    <CSXSubmissionMarket xmlns="4873beb7-5857-4685-be1f-d57550cc96cc" xsi:nil="true"/>
+    <Downloads xmlns="4873beb7-5857-4685-be1f-d57550cc96cc">0</Downloads>
+    <ArtSampleDocs xmlns="4873beb7-5857-4685-be1f-d57550cc96cc" xsi:nil="true"/>
+    <TrustLevel xmlns="4873beb7-5857-4685-be1f-d57550cc96cc">1 Microsoft Managed Content</TrustLevel>
+    <BlockPublish xmlns="4873beb7-5857-4685-be1f-d57550cc96cc">false</BlockPublish>
+    <TPLaunchHelpLinkType xmlns="4873beb7-5857-4685-be1f-d57550cc96cc">Template</TPLaunchHelpLinkType>
+    <LocalizationTagsTaxHTField0 xmlns="4873beb7-5857-4685-be1f-d57550cc96cc">
+      <Terms xmlns="http://schemas.microsoft.com/office/infopath/2007/PartnerControls"/>
+    </LocalizationTagsTaxHTField0>
+    <BusinessGroup xmlns="4873beb7-5857-4685-be1f-d57550cc96cc" xsi:nil="true"/>
+    <Providers xmlns="4873beb7-5857-4685-be1f-d57550cc96cc" xsi:nil="true"/>
+    <TemplateTemplateType xmlns="4873beb7-5857-4685-be1f-d57550cc96cc">Word Document Template</TemplateTemplateType>
+    <TimesCloned xmlns="4873beb7-5857-4685-be1f-d57550cc96cc" xsi:nil="true"/>
+    <TPAppVersion xmlns="4873beb7-5857-4685-be1f-d57550cc96cc" xsi:nil="true"/>
+    <VoteCount xmlns="4873beb7-5857-4685-be1f-d57550cc96cc" xsi:nil="true"/>
+    <AverageRating xmlns="4873beb7-5857-4685-be1f-d57550cc96cc" xsi:nil="true"/>
+    <FeatureTagsTaxHTField0 xmlns="4873beb7-5857-4685-be1f-d57550cc96cc">
+      <Terms xmlns="http://schemas.microsoft.com/office/infopath/2007/PartnerControls"/>
+    </FeatureTagsTaxHTField0>
+    <Provider xmlns="4873beb7-5857-4685-be1f-d57550cc96cc" xsi:nil="true"/>
+    <UACurrentWords xmlns="4873beb7-5857-4685-be1f-d57550cc96cc" xsi:nil="true"/>
+    <AssetId xmlns="4873beb7-5857-4685-be1f-d57550cc96cc">TP103457714</AssetId>
+    <TPClientViewer xmlns="4873beb7-5857-4685-be1f-d57550cc96cc" xsi:nil="true"/>
+    <DSATActionTaken xmlns="4873beb7-5857-4685-be1f-d57550cc96cc" xsi:nil="true"/>
+    <APEditor xmlns="4873beb7-5857-4685-be1f-d57550cc96cc">
+      <UserInfo>
+        <DisplayName/>
+        <AccountId xsi:nil="true"/>
+        <AccountType/>
+      </UserInfo>
+    </APEditor>
+    <TPInstallLocation xmlns="4873beb7-5857-4685-be1f-d57550cc96cc" xsi:nil="true"/>
+    <OOCacheId xmlns="4873beb7-5857-4685-be1f-d57550cc96cc" xsi:nil="true"/>
+    <IsDeleted xmlns="4873beb7-5857-4685-be1f-d57550cc96cc">false</IsDeleted>
+    <PublishTargets xmlns="4873beb7-5857-4685-be1f-d57550cc96cc">OfficeOnlineVNext</PublishTargets>
+    <ApprovalLog xmlns="4873beb7-5857-4685-be1f-d57550cc96cc" xsi:nil="true"/>
+    <BugNumber xmlns="4873beb7-5857-4685-be1f-d57550cc96cc" xsi:nil="true"/>
+    <CrawlForDependencies xmlns="4873beb7-5857-4685-be1f-d57550cc96cc">false</CrawlForDependencies>
+    <InternalTagsTaxHTField0 xmlns="4873beb7-5857-4685-be1f-d57550cc96cc">
+      <Terms xmlns="http://schemas.microsoft.com/office/infopath/2007/PartnerControls"/>
+    </InternalTagsTaxHTField0>
+    <LastHandOff xmlns="4873beb7-5857-4685-be1f-d57550cc96cc" xsi:nil="true"/>
+    <Milestone xmlns="4873beb7-5857-4685-be1f-d57550cc96cc" xsi:nil="true"/>
+    <OriginalRelease xmlns="4873beb7-5857-4685-be1f-d57550cc96cc">15</OriginalRelease>
+    <RecommendationsModifier xmlns="4873beb7-5857-4685-be1f-d57550cc96cc" xsi:nil="true"/>
+    <ScenarioTagsTaxHTField0 xmlns="4873beb7-5857-4685-be1f-d57550cc96cc">
+      <Terms xmlns="http://schemas.microsoft.com/office/infopath/2007/PartnerControls"/>
+    </ScenarioTagsTaxHTField0>
+    <UANotes xmlns="4873beb7-5857-4685-be1f-d57550cc96cc" xsi:nil="true"/>
+  </documentManagement>
+</p:properties>
 </file>
 
 <file path=customXml/item2.xml><?xml version="1.0" encoding="utf-8"?>
@@ -6847,135 +7085,20 @@
 </file>
 
 <file path=customXml/item3.xml><?xml version="1.0" encoding="utf-8"?>
-<p:properties xmlns:p="http://schemas.microsoft.com/office/2006/metadata/properties" xmlns:xsi="http://www.w3.org/2001/XMLSchema-instance" xmlns:pc="http://schemas.microsoft.com/office/infopath/2007/PartnerControls">
-  <documentManagement>
-    <APDescription xmlns="4873beb7-5857-4685-be1f-d57550cc96cc" xsi:nil="true"/>
-    <AssetExpire xmlns="4873beb7-5857-4685-be1f-d57550cc96cc">2029-01-01T08:00:00+00:00</AssetExpire>
-    <CampaignTagsTaxHTField0 xmlns="4873beb7-5857-4685-be1f-d57550cc96cc">
-      <Terms xmlns="http://schemas.microsoft.com/office/infopath/2007/PartnerControls"/>
-    </CampaignTagsTaxHTField0>
-    <IntlLangReviewDate xmlns="4873beb7-5857-4685-be1f-d57550cc96cc" xsi:nil="true"/>
-    <TPFriendlyName xmlns="4873beb7-5857-4685-be1f-d57550cc96cc" xsi:nil="true"/>
-    <IntlLangReview xmlns="4873beb7-5857-4685-be1f-d57550cc96cc">false</IntlLangReview>
-    <LocLastLocAttemptVersionLookup xmlns="4873beb7-5857-4685-be1f-d57550cc96cc">856581</LocLastLocAttemptVersionLookup>
-    <PolicheckWords xmlns="4873beb7-5857-4685-be1f-d57550cc96cc" xsi:nil="true"/>
-    <SubmitterId xmlns="4873beb7-5857-4685-be1f-d57550cc96cc" xsi:nil="true"/>
-    <AcquiredFrom xmlns="4873beb7-5857-4685-be1f-d57550cc96cc">Internal MS</AcquiredFrom>
-    <EditorialStatus xmlns="4873beb7-5857-4685-be1f-d57550cc96cc">Complete</EditorialStatus>
-    <Markets xmlns="4873beb7-5857-4685-be1f-d57550cc96cc"/>
-    <OriginAsset xmlns="4873beb7-5857-4685-be1f-d57550cc96cc" xsi:nil="true"/>
-    <AssetStart xmlns="4873beb7-5857-4685-be1f-d57550cc96cc">2012-09-19T07:42:00+00:00</AssetStart>
-    <FriendlyTitle xmlns="4873beb7-5857-4685-be1f-d57550cc96cc" xsi:nil="true"/>
-    <MarketSpecific xmlns="4873beb7-5857-4685-be1f-d57550cc96cc">false</MarketSpecific>
-    <TPNamespace xmlns="4873beb7-5857-4685-be1f-d57550cc96cc" xsi:nil="true"/>
-    <PublishStatusLookup xmlns="4873beb7-5857-4685-be1f-d57550cc96cc">
-      <Value>1622610</Value>
-    </PublishStatusLookup>
-    <APAuthor xmlns="4873beb7-5857-4685-be1f-d57550cc96cc">
-      <UserInfo>
-        <DisplayName>REDMOND\v-aptall</DisplayName>
-        <AccountId>2566</AccountId>
-        <AccountType/>
-      </UserInfo>
-    </APAuthor>
-    <TPCommandLine xmlns="4873beb7-5857-4685-be1f-d57550cc96cc" xsi:nil="true"/>
-    <IntlLangReviewer xmlns="4873beb7-5857-4685-be1f-d57550cc96cc" xsi:nil="true"/>
-    <OpenTemplate xmlns="4873beb7-5857-4685-be1f-d57550cc96cc">true</OpenTemplate>
-    <CSXSubmissionDate xmlns="4873beb7-5857-4685-be1f-d57550cc96cc" xsi:nil="true"/>
-    <TaxCatchAll xmlns="4873beb7-5857-4685-be1f-d57550cc96cc"/>
-    <Manager xmlns="4873beb7-5857-4685-be1f-d57550cc96cc" xsi:nil="true"/>
-    <NumericId xmlns="4873beb7-5857-4685-be1f-d57550cc96cc" xsi:nil="true"/>
-    <ParentAssetId xmlns="4873beb7-5857-4685-be1f-d57550cc96cc" xsi:nil="true"/>
-    <OriginalSourceMarket xmlns="4873beb7-5857-4685-be1f-d57550cc96cc" xsi:nil="true"/>
-    <ApprovalStatus xmlns="4873beb7-5857-4685-be1f-d57550cc96cc">InProgress</ApprovalStatus>
-    <TPComponent xmlns="4873beb7-5857-4685-be1f-d57550cc96cc" xsi:nil="true"/>
-    <EditorialTags xmlns="4873beb7-5857-4685-be1f-d57550cc96cc" xsi:nil="true"/>
-    <TPExecutable xmlns="4873beb7-5857-4685-be1f-d57550cc96cc" xsi:nil="true"/>
-    <TPLaunchHelpLink xmlns="4873beb7-5857-4685-be1f-d57550cc96cc" xsi:nil="true"/>
-    <LocComments xmlns="4873beb7-5857-4685-be1f-d57550cc96cc" xsi:nil="true"/>
-    <LocRecommendedHandoff xmlns="4873beb7-5857-4685-be1f-d57550cc96cc" xsi:nil="true"/>
-    <SourceTitle xmlns="4873beb7-5857-4685-be1f-d57550cc96cc" xsi:nil="true"/>
-    <CSXUpdate xmlns="4873beb7-5857-4685-be1f-d57550cc96cc">false</CSXUpdate>
-    <IntlLocPriority xmlns="4873beb7-5857-4685-be1f-d57550cc96cc" xsi:nil="true"/>
-    <UAProjectedTotalWords xmlns="4873beb7-5857-4685-be1f-d57550cc96cc" xsi:nil="true"/>
-    <AssetType xmlns="4873beb7-5857-4685-be1f-d57550cc96cc">TP</AssetType>
-    <MachineTranslated xmlns="4873beb7-5857-4685-be1f-d57550cc96cc">false</MachineTranslated>
-    <OutputCachingOn xmlns="4873beb7-5857-4685-be1f-d57550cc96cc">false</OutputCachingOn>
-    <TemplateStatus xmlns="4873beb7-5857-4685-be1f-d57550cc96cc">Complete</TemplateStatus>
-    <IsSearchable xmlns="4873beb7-5857-4685-be1f-d57550cc96cc">true</IsSearchable>
-    <ContentItem xmlns="4873beb7-5857-4685-be1f-d57550cc96cc" xsi:nil="true"/>
-    <HandoffToMSDN xmlns="4873beb7-5857-4685-be1f-d57550cc96cc" xsi:nil="true"/>
-    <ShowIn xmlns="4873beb7-5857-4685-be1f-d57550cc96cc">Show everywhere</ShowIn>
-    <ThumbnailAssetId xmlns="4873beb7-5857-4685-be1f-d57550cc96cc" xsi:nil="true"/>
-    <UALocComments xmlns="4873beb7-5857-4685-be1f-d57550cc96cc" xsi:nil="true"/>
-    <UALocRecommendation xmlns="4873beb7-5857-4685-be1f-d57550cc96cc">Localize</UALocRecommendation>
-    <LastModifiedDateTime xmlns="4873beb7-5857-4685-be1f-d57550cc96cc" xsi:nil="true"/>
-    <LegacyData xmlns="4873beb7-5857-4685-be1f-d57550cc96cc" xsi:nil="true"/>
-    <LocManualTestRequired xmlns="4873beb7-5857-4685-be1f-d57550cc96cc">false</LocManualTestRequired>
-    <LocMarketGroupTiers2 xmlns="4873beb7-5857-4685-be1f-d57550cc96cc" xsi:nil="true"/>
-    <ClipArtFilename xmlns="4873beb7-5857-4685-be1f-d57550cc96cc" xsi:nil="true"/>
-    <TPApplication xmlns="4873beb7-5857-4685-be1f-d57550cc96cc" xsi:nil="true"/>
-    <CSXHash xmlns="4873beb7-5857-4685-be1f-d57550cc96cc" xsi:nil="true"/>
-    <DirectSourceMarket xmlns="4873beb7-5857-4685-be1f-d57550cc96cc" xsi:nil="true"/>
-    <PrimaryImageGen xmlns="4873beb7-5857-4685-be1f-d57550cc96cc">true</PrimaryImageGen>
-    <PlannedPubDate xmlns="4873beb7-5857-4685-be1f-d57550cc96cc" xsi:nil="true"/>
-    <CSXSubmissionMarket xmlns="4873beb7-5857-4685-be1f-d57550cc96cc" xsi:nil="true"/>
-    <Downloads xmlns="4873beb7-5857-4685-be1f-d57550cc96cc">0</Downloads>
-    <ArtSampleDocs xmlns="4873beb7-5857-4685-be1f-d57550cc96cc" xsi:nil="true"/>
-    <TrustLevel xmlns="4873beb7-5857-4685-be1f-d57550cc96cc">1 Microsoft Managed Content</TrustLevel>
-    <BlockPublish xmlns="4873beb7-5857-4685-be1f-d57550cc96cc">false</BlockPublish>
-    <TPLaunchHelpLinkType xmlns="4873beb7-5857-4685-be1f-d57550cc96cc">Template</TPLaunchHelpLinkType>
-    <LocalizationTagsTaxHTField0 xmlns="4873beb7-5857-4685-be1f-d57550cc96cc">
-      <Terms xmlns="http://schemas.microsoft.com/office/infopath/2007/PartnerControls"/>
-    </LocalizationTagsTaxHTField0>
-    <BusinessGroup xmlns="4873beb7-5857-4685-be1f-d57550cc96cc" xsi:nil="true"/>
-    <Providers xmlns="4873beb7-5857-4685-be1f-d57550cc96cc" xsi:nil="true"/>
-    <TemplateTemplateType xmlns="4873beb7-5857-4685-be1f-d57550cc96cc">Word Document Template</TemplateTemplateType>
-    <TimesCloned xmlns="4873beb7-5857-4685-be1f-d57550cc96cc" xsi:nil="true"/>
-    <TPAppVersion xmlns="4873beb7-5857-4685-be1f-d57550cc96cc" xsi:nil="true"/>
-    <VoteCount xmlns="4873beb7-5857-4685-be1f-d57550cc96cc" xsi:nil="true"/>
-    <AverageRating xmlns="4873beb7-5857-4685-be1f-d57550cc96cc" xsi:nil="true"/>
-    <FeatureTagsTaxHTField0 xmlns="4873beb7-5857-4685-be1f-d57550cc96cc">
-      <Terms xmlns="http://schemas.microsoft.com/office/infopath/2007/PartnerControls"/>
-    </FeatureTagsTaxHTField0>
-    <Provider xmlns="4873beb7-5857-4685-be1f-d57550cc96cc" xsi:nil="true"/>
-    <UACurrentWords xmlns="4873beb7-5857-4685-be1f-d57550cc96cc" xsi:nil="true"/>
-    <AssetId xmlns="4873beb7-5857-4685-be1f-d57550cc96cc">TP103457714</AssetId>
-    <TPClientViewer xmlns="4873beb7-5857-4685-be1f-d57550cc96cc" xsi:nil="true"/>
-    <DSATActionTaken xmlns="4873beb7-5857-4685-be1f-d57550cc96cc" xsi:nil="true"/>
-    <APEditor xmlns="4873beb7-5857-4685-be1f-d57550cc96cc">
-      <UserInfo>
-        <DisplayName/>
-        <AccountId xsi:nil="true"/>
-        <AccountType/>
-      </UserInfo>
-    </APEditor>
-    <TPInstallLocation xmlns="4873beb7-5857-4685-be1f-d57550cc96cc" xsi:nil="true"/>
-    <OOCacheId xmlns="4873beb7-5857-4685-be1f-d57550cc96cc" xsi:nil="true"/>
-    <IsDeleted xmlns="4873beb7-5857-4685-be1f-d57550cc96cc">false</IsDeleted>
-    <PublishTargets xmlns="4873beb7-5857-4685-be1f-d57550cc96cc">OfficeOnlineVNext</PublishTargets>
-    <ApprovalLog xmlns="4873beb7-5857-4685-be1f-d57550cc96cc" xsi:nil="true"/>
-    <BugNumber xmlns="4873beb7-5857-4685-be1f-d57550cc96cc" xsi:nil="true"/>
-    <CrawlForDependencies xmlns="4873beb7-5857-4685-be1f-d57550cc96cc">false</CrawlForDependencies>
-    <InternalTagsTaxHTField0 xmlns="4873beb7-5857-4685-be1f-d57550cc96cc">
-      <Terms xmlns="http://schemas.microsoft.com/office/infopath/2007/PartnerControls"/>
-    </InternalTagsTaxHTField0>
-    <LastHandOff xmlns="4873beb7-5857-4685-be1f-d57550cc96cc" xsi:nil="true"/>
-    <Milestone xmlns="4873beb7-5857-4685-be1f-d57550cc96cc" xsi:nil="true"/>
-    <OriginalRelease xmlns="4873beb7-5857-4685-be1f-d57550cc96cc">15</OriginalRelease>
-    <RecommendationsModifier xmlns="4873beb7-5857-4685-be1f-d57550cc96cc" xsi:nil="true"/>
-    <ScenarioTagsTaxHTField0 xmlns="4873beb7-5857-4685-be1f-d57550cc96cc">
-      <Terms xmlns="http://schemas.microsoft.com/office/infopath/2007/PartnerControls"/>
-    </ScenarioTagsTaxHTField0>
-    <UANotes xmlns="4873beb7-5857-4685-be1f-d57550cc96cc" xsi:nil="true"/>
-  </documentManagement>
-</p:properties>
+<?mso-contentType ?>
+<FormTemplates xmlns="http://schemas.microsoft.com/sharepoint/v3/contenttype/forms">
+  <Display>DocumentLibraryForm</Display>
+  <Edit>AssetEditForm</Edit>
+  <New>DocumentLibraryForm</New>
+</FormTemplates>
 </file>
 
 <file path=customXml/itemProps1.xml><?xml version="1.0" encoding="utf-8"?>
-<ds:datastoreItem xmlns:ds="http://schemas.openxmlformats.org/officeDocument/2006/customXml" ds:itemID="{499EA1EC-B023-4266-9865-E1EDA122A8C9}">
+<ds:datastoreItem xmlns:ds="http://schemas.openxmlformats.org/officeDocument/2006/customXml" ds:itemID="{63671810-3EF7-4C8E-BCBA-248ABE2BAB39}">
   <ds:schemaRefs>
-    <ds:schemaRef ds:uri="http://schemas.microsoft.com/sharepoint/v3/contenttype/forms"/>
+    <ds:schemaRef ds:uri="http://schemas.microsoft.com/office/2006/metadata/properties"/>
+    <ds:schemaRef ds:uri="http://schemas.microsoft.com/office/infopath/2007/PartnerControls"/>
+    <ds:schemaRef ds:uri="4873beb7-5857-4685-be1f-d57550cc96cc"/>
   </ds:schemaRefs>
 </ds:datastoreItem>
 </file>
@@ -6999,11 +7122,9 @@
 </file>
 
 <file path=customXml/itemProps3.xml><?xml version="1.0" encoding="utf-8"?>
-<ds:datastoreItem xmlns:ds="http://schemas.openxmlformats.org/officeDocument/2006/customXml" ds:itemID="{63671810-3EF7-4C8E-BCBA-248ABE2BAB39}">
+<ds:datastoreItem xmlns:ds="http://schemas.openxmlformats.org/officeDocument/2006/customXml" ds:itemID="{499EA1EC-B023-4266-9865-E1EDA122A8C9}">
   <ds:schemaRefs>
-    <ds:schemaRef ds:uri="http://schemas.microsoft.com/office/2006/metadata/properties"/>
-    <ds:schemaRef ds:uri="http://schemas.microsoft.com/office/infopath/2007/PartnerControls"/>
-    <ds:schemaRef ds:uri="4873beb7-5857-4685-be1f-d57550cc96cc"/>
+    <ds:schemaRef ds:uri="http://schemas.microsoft.com/sharepoint/v3/contenttype/forms"/>
   </ds:schemaRefs>
 </ds:datastoreItem>
 </file>
--- a/project_Report.docx
+++ b/project_Report.docx
@@ -241,17 +241,19 @@
         <w:t>Title Page</w:t>
       </w:r>
     </w:p>
-    <w:p>
-      <w:pPr>
-        <w:pStyle w:val="ListParagraph"/>
-        <w:spacing w:line="480" w:lineRule="auto"/>
-      </w:pPr>
-    </w:p>
     <w:tbl>
       <w:tblPr>
         <w:tblStyle w:val="TableGrid"/>
         <w:tblW w:w="0" w:type="auto"/>
         <w:tblInd w:w="720" w:type="dxa"/>
+        <w:tblBorders>
+          <w:top w:val="none" w:sz="0" w:space="0" w:color="auto"/>
+          <w:left w:val="none" w:sz="0" w:space="0" w:color="auto"/>
+          <w:bottom w:val="none" w:sz="0" w:space="0" w:color="auto"/>
+          <w:right w:val="none" w:sz="0" w:space="0" w:color="auto"/>
+          <w:insideH w:val="none" w:sz="0" w:space="0" w:color="auto"/>
+          <w:insideV w:val="none" w:sz="0" w:space="0" w:color="auto"/>
+        </w:tblBorders>
         <w:tblLook w:val="04A0" w:firstRow="1" w:lastRow="0" w:firstColumn="1" w:lastColumn="0" w:noHBand="0" w:noVBand="1"/>
       </w:tblPr>
       <w:tblGrid>
@@ -554,7 +556,7 @@
               <w:jc w:val="both"/>
             </w:pPr>
             <w:r>
-              <w:t>Yara</w:t>
+              <w:t>Yara Abu Arji</w:t>
             </w:r>
           </w:p>
         </w:tc>
@@ -838,7 +840,6 @@
               <w:ind w:left="0"/>
             </w:pPr>
             <w:r>
-              <w:lastRenderedPageBreak/>
               <w:t>News Feed</w:t>
             </w:r>
           </w:p>
@@ -892,6 +893,7 @@
               <w:ind w:left="0"/>
             </w:pPr>
             <w:r>
+              <w:lastRenderedPageBreak/>
               <w:t>Create Post</w:t>
             </w:r>
           </w:p>
@@ -1468,7 +1470,6 @@
         <w:ind w:left="1440"/>
       </w:pPr>
       <w:r>
-        <w:lastRenderedPageBreak/>
         <w:t xml:space="preserve">Email address </w:t>
       </w:r>
     </w:p>
@@ -1495,6 +1496,7 @@
         <w:spacing w:line="480" w:lineRule="auto"/>
       </w:pPr>
       <w:r>
+        <w:lastRenderedPageBreak/>
         <w:t xml:space="preserve">Profile picture URL (optional) </w:t>
       </w:r>
     </w:p>
@@ -1807,7 +1809,6 @@
         <w:ind w:left="1080"/>
       </w:pPr>
       <w:r>
-        <w:lastRenderedPageBreak/>
         <w:tab/>
       </w:r>
       <w:r>
@@ -1834,6 +1835,7 @@
         <w:spacing w:line="480" w:lineRule="auto"/>
       </w:pPr>
       <w:r>
+        <w:lastRenderedPageBreak/>
         <w:t>Comment on a Post:</w:t>
       </w:r>
     </w:p>
@@ -2121,7 +2123,6 @@
         <w:spacing w:line="480" w:lineRule="auto"/>
       </w:pPr>
       <w:r>
-        <w:lastRenderedPageBreak/>
         <w:t>Go to single post view of your own post</w:t>
       </w:r>
     </w:p>
@@ -2148,6 +2149,7 @@
         <w:spacing w:line="480" w:lineRule="auto"/>
       </w:pPr>
       <w:r>
+        <w:lastRenderedPageBreak/>
         <w:t>Confirm deletion</w:t>
       </w:r>
     </w:p>
@@ -2418,25 +2420,25 @@
         <w:spacing w:line="480" w:lineRule="auto"/>
       </w:pPr>
       <w:r>
+        <w:t xml:space="preserve">    {</w:t>
+      </w:r>
+    </w:p>
+    <w:p>
+      <w:pPr>
+        <w:pStyle w:val="ListParagraph"/>
+        <w:spacing w:line="480" w:lineRule="auto"/>
+      </w:pPr>
+      <w:r>
+        <w:t xml:space="preserve">      "id": "post_123",</w:t>
+      </w:r>
+    </w:p>
+    <w:p>
+      <w:pPr>
+        <w:pStyle w:val="ListParagraph"/>
+        <w:spacing w:line="480" w:lineRule="auto"/>
+      </w:pPr>
+      <w:r>
         <w:lastRenderedPageBreak/>
-        <w:t xml:space="preserve">    {</w:t>
-      </w:r>
-    </w:p>
-    <w:p>
-      <w:pPr>
-        <w:pStyle w:val="ListParagraph"/>
-        <w:spacing w:line="480" w:lineRule="auto"/>
-      </w:pPr>
-      <w:r>
-        <w:t xml:space="preserve">      "id": "post_123",</w:t>
-      </w:r>
-    </w:p>
-    <w:p>
-      <w:pPr>
-        <w:pStyle w:val="ListParagraph"/>
-        <w:spacing w:line="480" w:lineRule="auto"/>
-      </w:pPr>
-      <w:r>
         <w:t xml:space="preserve">      "</w:t>
       </w:r>
       <w:proofErr w:type="spellStart"/>
@@ -2714,7 +2716,6 @@
               <w:ind w:left="0"/>
             </w:pPr>
             <w:r>
-              <w:lastRenderedPageBreak/>
               <w:t>GitHub Repository</w:t>
             </w:r>
           </w:p>
@@ -2752,6 +2753,7 @@
               <w:ind w:left="0"/>
             </w:pPr>
             <w:r>
+              <w:lastRenderedPageBreak/>
               <w:t>Live Demo</w:t>
             </w:r>
           </w:p>
@@ -4870,6 +4872,7 @@
   <w:style w:type="character" w:default="1" w:styleId="DefaultParagraphFont">
     <w:name w:val="Default Paragraph Font"/>
     <w:uiPriority w:val="1"/>
+    <w:semiHidden/>
     <w:unhideWhenUsed/>
   </w:style>
   <w:style w:type="table" w:default="1" w:styleId="TableNormal">
@@ -5919,129 +5922,12 @@
 </file>
 
 <file path=customXml/item1.xml><?xml version="1.0" encoding="utf-8"?>
-<p:properties xmlns:p="http://schemas.microsoft.com/office/2006/metadata/properties" xmlns:xsi="http://www.w3.org/2001/XMLSchema-instance" xmlns:pc="http://schemas.microsoft.com/office/infopath/2007/PartnerControls">
-  <documentManagement>
-    <APDescription xmlns="4873beb7-5857-4685-be1f-d57550cc96cc" xsi:nil="true"/>
-    <AssetExpire xmlns="4873beb7-5857-4685-be1f-d57550cc96cc">2029-01-01T08:00:00+00:00</AssetExpire>
-    <CampaignTagsTaxHTField0 xmlns="4873beb7-5857-4685-be1f-d57550cc96cc">
-      <Terms xmlns="http://schemas.microsoft.com/office/infopath/2007/PartnerControls"/>
-    </CampaignTagsTaxHTField0>
-    <IntlLangReviewDate xmlns="4873beb7-5857-4685-be1f-d57550cc96cc" xsi:nil="true"/>
-    <TPFriendlyName xmlns="4873beb7-5857-4685-be1f-d57550cc96cc" xsi:nil="true"/>
-    <IntlLangReview xmlns="4873beb7-5857-4685-be1f-d57550cc96cc">false</IntlLangReview>
-    <LocLastLocAttemptVersionLookup xmlns="4873beb7-5857-4685-be1f-d57550cc96cc">856581</LocLastLocAttemptVersionLookup>
-    <PolicheckWords xmlns="4873beb7-5857-4685-be1f-d57550cc96cc" xsi:nil="true"/>
-    <SubmitterId xmlns="4873beb7-5857-4685-be1f-d57550cc96cc" xsi:nil="true"/>
-    <AcquiredFrom xmlns="4873beb7-5857-4685-be1f-d57550cc96cc">Internal MS</AcquiredFrom>
-    <EditorialStatus xmlns="4873beb7-5857-4685-be1f-d57550cc96cc">Complete</EditorialStatus>
-    <Markets xmlns="4873beb7-5857-4685-be1f-d57550cc96cc"/>
-    <OriginAsset xmlns="4873beb7-5857-4685-be1f-d57550cc96cc" xsi:nil="true"/>
-    <AssetStart xmlns="4873beb7-5857-4685-be1f-d57550cc96cc">2012-09-19T07:42:00+00:00</AssetStart>
-    <FriendlyTitle xmlns="4873beb7-5857-4685-be1f-d57550cc96cc" xsi:nil="true"/>
-    <MarketSpecific xmlns="4873beb7-5857-4685-be1f-d57550cc96cc">false</MarketSpecific>
-    <TPNamespace xmlns="4873beb7-5857-4685-be1f-d57550cc96cc" xsi:nil="true"/>
-    <PublishStatusLookup xmlns="4873beb7-5857-4685-be1f-d57550cc96cc">
-      <Value>1622610</Value>
-    </PublishStatusLookup>
-    <APAuthor xmlns="4873beb7-5857-4685-be1f-d57550cc96cc">
-      <UserInfo>
-        <DisplayName>REDMOND\v-aptall</DisplayName>
-        <AccountId>2566</AccountId>
-        <AccountType/>
-      </UserInfo>
-    </APAuthor>
-    <TPCommandLine xmlns="4873beb7-5857-4685-be1f-d57550cc96cc" xsi:nil="true"/>
-    <IntlLangReviewer xmlns="4873beb7-5857-4685-be1f-d57550cc96cc" xsi:nil="true"/>
-    <OpenTemplate xmlns="4873beb7-5857-4685-be1f-d57550cc96cc">true</OpenTemplate>
-    <CSXSubmissionDate xmlns="4873beb7-5857-4685-be1f-d57550cc96cc" xsi:nil="true"/>
-    <TaxCatchAll xmlns="4873beb7-5857-4685-be1f-d57550cc96cc"/>
-    <Manager xmlns="4873beb7-5857-4685-be1f-d57550cc96cc" xsi:nil="true"/>
-    <NumericId xmlns="4873beb7-5857-4685-be1f-d57550cc96cc" xsi:nil="true"/>
-    <ParentAssetId xmlns="4873beb7-5857-4685-be1f-d57550cc96cc" xsi:nil="true"/>
-    <OriginalSourceMarket xmlns="4873beb7-5857-4685-be1f-d57550cc96cc" xsi:nil="true"/>
-    <ApprovalStatus xmlns="4873beb7-5857-4685-be1f-d57550cc96cc">InProgress</ApprovalStatus>
-    <TPComponent xmlns="4873beb7-5857-4685-be1f-d57550cc96cc" xsi:nil="true"/>
-    <EditorialTags xmlns="4873beb7-5857-4685-be1f-d57550cc96cc" xsi:nil="true"/>
-    <TPExecutable xmlns="4873beb7-5857-4685-be1f-d57550cc96cc" xsi:nil="true"/>
-    <TPLaunchHelpLink xmlns="4873beb7-5857-4685-be1f-d57550cc96cc" xsi:nil="true"/>
-    <LocComments xmlns="4873beb7-5857-4685-be1f-d57550cc96cc" xsi:nil="true"/>
-    <LocRecommendedHandoff xmlns="4873beb7-5857-4685-be1f-d57550cc96cc" xsi:nil="true"/>
-    <SourceTitle xmlns="4873beb7-5857-4685-be1f-d57550cc96cc" xsi:nil="true"/>
-    <CSXUpdate xmlns="4873beb7-5857-4685-be1f-d57550cc96cc">false</CSXUpdate>
-    <IntlLocPriority xmlns="4873beb7-5857-4685-be1f-d57550cc96cc" xsi:nil="true"/>
-    <UAProjectedTotalWords xmlns="4873beb7-5857-4685-be1f-d57550cc96cc" xsi:nil="true"/>
-    <AssetType xmlns="4873beb7-5857-4685-be1f-d57550cc96cc">TP</AssetType>
-    <MachineTranslated xmlns="4873beb7-5857-4685-be1f-d57550cc96cc">false</MachineTranslated>
-    <OutputCachingOn xmlns="4873beb7-5857-4685-be1f-d57550cc96cc">false</OutputCachingOn>
-    <TemplateStatus xmlns="4873beb7-5857-4685-be1f-d57550cc96cc">Complete</TemplateStatus>
-    <IsSearchable xmlns="4873beb7-5857-4685-be1f-d57550cc96cc">true</IsSearchable>
-    <ContentItem xmlns="4873beb7-5857-4685-be1f-d57550cc96cc" xsi:nil="true"/>
-    <HandoffToMSDN xmlns="4873beb7-5857-4685-be1f-d57550cc96cc" xsi:nil="true"/>
-    <ShowIn xmlns="4873beb7-5857-4685-be1f-d57550cc96cc">Show everywhere</ShowIn>
-    <ThumbnailAssetId xmlns="4873beb7-5857-4685-be1f-d57550cc96cc" xsi:nil="true"/>
-    <UALocComments xmlns="4873beb7-5857-4685-be1f-d57550cc96cc" xsi:nil="true"/>
-    <UALocRecommendation xmlns="4873beb7-5857-4685-be1f-d57550cc96cc">Localize</UALocRecommendation>
-    <LastModifiedDateTime xmlns="4873beb7-5857-4685-be1f-d57550cc96cc" xsi:nil="true"/>
-    <LegacyData xmlns="4873beb7-5857-4685-be1f-d57550cc96cc" xsi:nil="true"/>
-    <LocManualTestRequired xmlns="4873beb7-5857-4685-be1f-d57550cc96cc">false</LocManualTestRequired>
-    <LocMarketGroupTiers2 xmlns="4873beb7-5857-4685-be1f-d57550cc96cc" xsi:nil="true"/>
-    <ClipArtFilename xmlns="4873beb7-5857-4685-be1f-d57550cc96cc" xsi:nil="true"/>
-    <TPApplication xmlns="4873beb7-5857-4685-be1f-d57550cc96cc" xsi:nil="true"/>
-    <CSXHash xmlns="4873beb7-5857-4685-be1f-d57550cc96cc" xsi:nil="true"/>
-    <DirectSourceMarket xmlns="4873beb7-5857-4685-be1f-d57550cc96cc" xsi:nil="true"/>
-    <PrimaryImageGen xmlns="4873beb7-5857-4685-be1f-d57550cc96cc">true</PrimaryImageGen>
-    <PlannedPubDate xmlns="4873beb7-5857-4685-be1f-d57550cc96cc" xsi:nil="true"/>
-    <CSXSubmissionMarket xmlns="4873beb7-5857-4685-be1f-d57550cc96cc" xsi:nil="true"/>
-    <Downloads xmlns="4873beb7-5857-4685-be1f-d57550cc96cc">0</Downloads>
-    <ArtSampleDocs xmlns="4873beb7-5857-4685-be1f-d57550cc96cc" xsi:nil="true"/>
-    <TrustLevel xmlns="4873beb7-5857-4685-be1f-d57550cc96cc">1 Microsoft Managed Content</TrustLevel>
-    <BlockPublish xmlns="4873beb7-5857-4685-be1f-d57550cc96cc">false</BlockPublish>
-    <TPLaunchHelpLinkType xmlns="4873beb7-5857-4685-be1f-d57550cc96cc">Template</TPLaunchHelpLinkType>
-    <LocalizationTagsTaxHTField0 xmlns="4873beb7-5857-4685-be1f-d57550cc96cc">
-      <Terms xmlns="http://schemas.microsoft.com/office/infopath/2007/PartnerControls"/>
-    </LocalizationTagsTaxHTField0>
-    <BusinessGroup xmlns="4873beb7-5857-4685-be1f-d57550cc96cc" xsi:nil="true"/>
-    <Providers xmlns="4873beb7-5857-4685-be1f-d57550cc96cc" xsi:nil="true"/>
-    <TemplateTemplateType xmlns="4873beb7-5857-4685-be1f-d57550cc96cc">Word Document Template</TemplateTemplateType>
-    <TimesCloned xmlns="4873beb7-5857-4685-be1f-d57550cc96cc" xsi:nil="true"/>
-    <TPAppVersion xmlns="4873beb7-5857-4685-be1f-d57550cc96cc" xsi:nil="true"/>
-    <VoteCount xmlns="4873beb7-5857-4685-be1f-d57550cc96cc" xsi:nil="true"/>
-    <AverageRating xmlns="4873beb7-5857-4685-be1f-d57550cc96cc" xsi:nil="true"/>
-    <FeatureTagsTaxHTField0 xmlns="4873beb7-5857-4685-be1f-d57550cc96cc">
-      <Terms xmlns="http://schemas.microsoft.com/office/infopath/2007/PartnerControls"/>
-    </FeatureTagsTaxHTField0>
-    <Provider xmlns="4873beb7-5857-4685-be1f-d57550cc96cc" xsi:nil="true"/>
-    <UACurrentWords xmlns="4873beb7-5857-4685-be1f-d57550cc96cc" xsi:nil="true"/>
-    <AssetId xmlns="4873beb7-5857-4685-be1f-d57550cc96cc">TP103457714</AssetId>
-    <TPClientViewer xmlns="4873beb7-5857-4685-be1f-d57550cc96cc" xsi:nil="true"/>
-    <DSATActionTaken xmlns="4873beb7-5857-4685-be1f-d57550cc96cc" xsi:nil="true"/>
-    <APEditor xmlns="4873beb7-5857-4685-be1f-d57550cc96cc">
-      <UserInfo>
-        <DisplayName/>
-        <AccountId xsi:nil="true"/>
-        <AccountType/>
-      </UserInfo>
-    </APEditor>
-    <TPInstallLocation xmlns="4873beb7-5857-4685-be1f-d57550cc96cc" xsi:nil="true"/>
-    <OOCacheId xmlns="4873beb7-5857-4685-be1f-d57550cc96cc" xsi:nil="true"/>
-    <IsDeleted xmlns="4873beb7-5857-4685-be1f-d57550cc96cc">false</IsDeleted>
-    <PublishTargets xmlns="4873beb7-5857-4685-be1f-d57550cc96cc">OfficeOnlineVNext</PublishTargets>
-    <ApprovalLog xmlns="4873beb7-5857-4685-be1f-d57550cc96cc" xsi:nil="true"/>
-    <BugNumber xmlns="4873beb7-5857-4685-be1f-d57550cc96cc" xsi:nil="true"/>
-    <CrawlForDependencies xmlns="4873beb7-5857-4685-be1f-d57550cc96cc">false</CrawlForDependencies>
-    <InternalTagsTaxHTField0 xmlns="4873beb7-5857-4685-be1f-d57550cc96cc">
-      <Terms xmlns="http://schemas.microsoft.com/office/infopath/2007/PartnerControls"/>
-    </InternalTagsTaxHTField0>
-    <LastHandOff xmlns="4873beb7-5857-4685-be1f-d57550cc96cc" xsi:nil="true"/>
-    <Milestone xmlns="4873beb7-5857-4685-be1f-d57550cc96cc" xsi:nil="true"/>
-    <OriginalRelease xmlns="4873beb7-5857-4685-be1f-d57550cc96cc">15</OriginalRelease>
-    <RecommendationsModifier xmlns="4873beb7-5857-4685-be1f-d57550cc96cc" xsi:nil="true"/>
-    <ScenarioTagsTaxHTField0 xmlns="4873beb7-5857-4685-be1f-d57550cc96cc">
-      <Terms xmlns="http://schemas.microsoft.com/office/infopath/2007/PartnerControls"/>
-    </ScenarioTagsTaxHTField0>
-    <UANotes xmlns="4873beb7-5857-4685-be1f-d57550cc96cc" xsi:nil="true"/>
-  </documentManagement>
-</p:properties>
+<?mso-contentType ?>
+<FormTemplates xmlns="http://schemas.microsoft.com/sharepoint/v3/contenttype/forms">
+  <Display>DocumentLibraryForm</Display>
+  <Edit>AssetEditForm</Edit>
+  <New>DocumentLibraryForm</New>
+</FormTemplates>
 </file>
 
 <file path=customXml/item2.xml><?xml version="1.0" encoding="utf-8"?>
@@ -7085,20 +6971,135 @@
 </file>
 
 <file path=customXml/item3.xml><?xml version="1.0" encoding="utf-8"?>
-<?mso-contentType ?>
-<FormTemplates xmlns="http://schemas.microsoft.com/sharepoint/v3/contenttype/forms">
-  <Display>DocumentLibraryForm</Display>
-  <Edit>AssetEditForm</Edit>
-  <New>DocumentLibraryForm</New>
-</FormTemplates>
+<p:properties xmlns:p="http://schemas.microsoft.com/office/2006/metadata/properties" xmlns:xsi="http://www.w3.org/2001/XMLSchema-instance" xmlns:pc="http://schemas.microsoft.com/office/infopath/2007/PartnerControls">
+  <documentManagement>
+    <APDescription xmlns="4873beb7-5857-4685-be1f-d57550cc96cc" xsi:nil="true"/>
+    <AssetExpire xmlns="4873beb7-5857-4685-be1f-d57550cc96cc">2029-01-01T08:00:00+00:00</AssetExpire>
+    <CampaignTagsTaxHTField0 xmlns="4873beb7-5857-4685-be1f-d57550cc96cc">
+      <Terms xmlns="http://schemas.microsoft.com/office/infopath/2007/PartnerControls"/>
+    </CampaignTagsTaxHTField0>
+    <IntlLangReviewDate xmlns="4873beb7-5857-4685-be1f-d57550cc96cc" xsi:nil="true"/>
+    <TPFriendlyName xmlns="4873beb7-5857-4685-be1f-d57550cc96cc" xsi:nil="true"/>
+    <IntlLangReview xmlns="4873beb7-5857-4685-be1f-d57550cc96cc">false</IntlLangReview>
+    <LocLastLocAttemptVersionLookup xmlns="4873beb7-5857-4685-be1f-d57550cc96cc">856581</LocLastLocAttemptVersionLookup>
+    <PolicheckWords xmlns="4873beb7-5857-4685-be1f-d57550cc96cc" xsi:nil="true"/>
+    <SubmitterId xmlns="4873beb7-5857-4685-be1f-d57550cc96cc" xsi:nil="true"/>
+    <AcquiredFrom xmlns="4873beb7-5857-4685-be1f-d57550cc96cc">Internal MS</AcquiredFrom>
+    <EditorialStatus xmlns="4873beb7-5857-4685-be1f-d57550cc96cc">Complete</EditorialStatus>
+    <Markets xmlns="4873beb7-5857-4685-be1f-d57550cc96cc"/>
+    <OriginAsset xmlns="4873beb7-5857-4685-be1f-d57550cc96cc" xsi:nil="true"/>
+    <AssetStart xmlns="4873beb7-5857-4685-be1f-d57550cc96cc">2012-09-19T07:42:00+00:00</AssetStart>
+    <FriendlyTitle xmlns="4873beb7-5857-4685-be1f-d57550cc96cc" xsi:nil="true"/>
+    <MarketSpecific xmlns="4873beb7-5857-4685-be1f-d57550cc96cc">false</MarketSpecific>
+    <TPNamespace xmlns="4873beb7-5857-4685-be1f-d57550cc96cc" xsi:nil="true"/>
+    <PublishStatusLookup xmlns="4873beb7-5857-4685-be1f-d57550cc96cc">
+      <Value>1622610</Value>
+    </PublishStatusLookup>
+    <APAuthor xmlns="4873beb7-5857-4685-be1f-d57550cc96cc">
+      <UserInfo>
+        <DisplayName>REDMOND\v-aptall</DisplayName>
+        <AccountId>2566</AccountId>
+        <AccountType/>
+      </UserInfo>
+    </APAuthor>
+    <TPCommandLine xmlns="4873beb7-5857-4685-be1f-d57550cc96cc" xsi:nil="true"/>
+    <IntlLangReviewer xmlns="4873beb7-5857-4685-be1f-d57550cc96cc" xsi:nil="true"/>
+    <OpenTemplate xmlns="4873beb7-5857-4685-be1f-d57550cc96cc">true</OpenTemplate>
+    <CSXSubmissionDate xmlns="4873beb7-5857-4685-be1f-d57550cc96cc" xsi:nil="true"/>
+    <TaxCatchAll xmlns="4873beb7-5857-4685-be1f-d57550cc96cc"/>
+    <Manager xmlns="4873beb7-5857-4685-be1f-d57550cc96cc" xsi:nil="true"/>
+    <NumericId xmlns="4873beb7-5857-4685-be1f-d57550cc96cc" xsi:nil="true"/>
+    <ParentAssetId xmlns="4873beb7-5857-4685-be1f-d57550cc96cc" xsi:nil="true"/>
+    <OriginalSourceMarket xmlns="4873beb7-5857-4685-be1f-d57550cc96cc" xsi:nil="true"/>
+    <ApprovalStatus xmlns="4873beb7-5857-4685-be1f-d57550cc96cc">InProgress</ApprovalStatus>
+    <TPComponent xmlns="4873beb7-5857-4685-be1f-d57550cc96cc" xsi:nil="true"/>
+    <EditorialTags xmlns="4873beb7-5857-4685-be1f-d57550cc96cc" xsi:nil="true"/>
+    <TPExecutable xmlns="4873beb7-5857-4685-be1f-d57550cc96cc" xsi:nil="true"/>
+    <TPLaunchHelpLink xmlns="4873beb7-5857-4685-be1f-d57550cc96cc" xsi:nil="true"/>
+    <LocComments xmlns="4873beb7-5857-4685-be1f-d57550cc96cc" xsi:nil="true"/>
+    <LocRecommendedHandoff xmlns="4873beb7-5857-4685-be1f-d57550cc96cc" xsi:nil="true"/>
+    <SourceTitle xmlns="4873beb7-5857-4685-be1f-d57550cc96cc" xsi:nil="true"/>
+    <CSXUpdate xmlns="4873beb7-5857-4685-be1f-d57550cc96cc">false</CSXUpdate>
+    <IntlLocPriority xmlns="4873beb7-5857-4685-be1f-d57550cc96cc" xsi:nil="true"/>
+    <UAProjectedTotalWords xmlns="4873beb7-5857-4685-be1f-d57550cc96cc" xsi:nil="true"/>
+    <AssetType xmlns="4873beb7-5857-4685-be1f-d57550cc96cc">TP</AssetType>
+    <MachineTranslated xmlns="4873beb7-5857-4685-be1f-d57550cc96cc">false</MachineTranslated>
+    <OutputCachingOn xmlns="4873beb7-5857-4685-be1f-d57550cc96cc">false</OutputCachingOn>
+    <TemplateStatus xmlns="4873beb7-5857-4685-be1f-d57550cc96cc">Complete</TemplateStatus>
+    <IsSearchable xmlns="4873beb7-5857-4685-be1f-d57550cc96cc">true</IsSearchable>
+    <ContentItem xmlns="4873beb7-5857-4685-be1f-d57550cc96cc" xsi:nil="true"/>
+    <HandoffToMSDN xmlns="4873beb7-5857-4685-be1f-d57550cc96cc" xsi:nil="true"/>
+    <ShowIn xmlns="4873beb7-5857-4685-be1f-d57550cc96cc">Show everywhere</ShowIn>
+    <ThumbnailAssetId xmlns="4873beb7-5857-4685-be1f-d57550cc96cc" xsi:nil="true"/>
+    <UALocComments xmlns="4873beb7-5857-4685-be1f-d57550cc96cc" xsi:nil="true"/>
+    <UALocRecommendation xmlns="4873beb7-5857-4685-be1f-d57550cc96cc">Localize</UALocRecommendation>
+    <LastModifiedDateTime xmlns="4873beb7-5857-4685-be1f-d57550cc96cc" xsi:nil="true"/>
+    <LegacyData xmlns="4873beb7-5857-4685-be1f-d57550cc96cc" xsi:nil="true"/>
+    <LocManualTestRequired xmlns="4873beb7-5857-4685-be1f-d57550cc96cc">false</LocManualTestRequired>
+    <LocMarketGroupTiers2 xmlns="4873beb7-5857-4685-be1f-d57550cc96cc" xsi:nil="true"/>
+    <ClipArtFilename xmlns="4873beb7-5857-4685-be1f-d57550cc96cc" xsi:nil="true"/>
+    <TPApplication xmlns="4873beb7-5857-4685-be1f-d57550cc96cc" xsi:nil="true"/>
+    <CSXHash xmlns="4873beb7-5857-4685-be1f-d57550cc96cc" xsi:nil="true"/>
+    <DirectSourceMarket xmlns="4873beb7-5857-4685-be1f-d57550cc96cc" xsi:nil="true"/>
+    <PrimaryImageGen xmlns="4873beb7-5857-4685-be1f-d57550cc96cc">true</PrimaryImageGen>
+    <PlannedPubDate xmlns="4873beb7-5857-4685-be1f-d57550cc96cc" xsi:nil="true"/>
+    <CSXSubmissionMarket xmlns="4873beb7-5857-4685-be1f-d57550cc96cc" xsi:nil="true"/>
+    <Downloads xmlns="4873beb7-5857-4685-be1f-d57550cc96cc">0</Downloads>
+    <ArtSampleDocs xmlns="4873beb7-5857-4685-be1f-d57550cc96cc" xsi:nil="true"/>
+    <TrustLevel xmlns="4873beb7-5857-4685-be1f-d57550cc96cc">1 Microsoft Managed Content</TrustLevel>
+    <BlockPublish xmlns="4873beb7-5857-4685-be1f-d57550cc96cc">false</BlockPublish>
+    <TPLaunchHelpLinkType xmlns="4873beb7-5857-4685-be1f-d57550cc96cc">Template</TPLaunchHelpLinkType>
+    <LocalizationTagsTaxHTField0 xmlns="4873beb7-5857-4685-be1f-d57550cc96cc">
+      <Terms xmlns="http://schemas.microsoft.com/office/infopath/2007/PartnerControls"/>
+    </LocalizationTagsTaxHTField0>
+    <BusinessGroup xmlns="4873beb7-5857-4685-be1f-d57550cc96cc" xsi:nil="true"/>
+    <Providers xmlns="4873beb7-5857-4685-be1f-d57550cc96cc" xsi:nil="true"/>
+    <TemplateTemplateType xmlns="4873beb7-5857-4685-be1f-d57550cc96cc">Word Document Template</TemplateTemplateType>
+    <TimesCloned xmlns="4873beb7-5857-4685-be1f-d57550cc96cc" xsi:nil="true"/>
+    <TPAppVersion xmlns="4873beb7-5857-4685-be1f-d57550cc96cc" xsi:nil="true"/>
+    <VoteCount xmlns="4873beb7-5857-4685-be1f-d57550cc96cc" xsi:nil="true"/>
+    <AverageRating xmlns="4873beb7-5857-4685-be1f-d57550cc96cc" xsi:nil="true"/>
+    <FeatureTagsTaxHTField0 xmlns="4873beb7-5857-4685-be1f-d57550cc96cc">
+      <Terms xmlns="http://schemas.microsoft.com/office/infopath/2007/PartnerControls"/>
+    </FeatureTagsTaxHTField0>
+    <Provider xmlns="4873beb7-5857-4685-be1f-d57550cc96cc" xsi:nil="true"/>
+    <UACurrentWords xmlns="4873beb7-5857-4685-be1f-d57550cc96cc" xsi:nil="true"/>
+    <AssetId xmlns="4873beb7-5857-4685-be1f-d57550cc96cc">TP103457714</AssetId>
+    <TPClientViewer xmlns="4873beb7-5857-4685-be1f-d57550cc96cc" xsi:nil="true"/>
+    <DSATActionTaken xmlns="4873beb7-5857-4685-be1f-d57550cc96cc" xsi:nil="true"/>
+    <APEditor xmlns="4873beb7-5857-4685-be1f-d57550cc96cc">
+      <UserInfo>
+        <DisplayName/>
+        <AccountId xsi:nil="true"/>
+        <AccountType/>
+      </UserInfo>
+    </APEditor>
+    <TPInstallLocation xmlns="4873beb7-5857-4685-be1f-d57550cc96cc" xsi:nil="true"/>
+    <OOCacheId xmlns="4873beb7-5857-4685-be1f-d57550cc96cc" xsi:nil="true"/>
+    <IsDeleted xmlns="4873beb7-5857-4685-be1f-d57550cc96cc">false</IsDeleted>
+    <PublishTargets xmlns="4873beb7-5857-4685-be1f-d57550cc96cc">OfficeOnlineVNext</PublishTargets>
+    <ApprovalLog xmlns="4873beb7-5857-4685-be1f-d57550cc96cc" xsi:nil="true"/>
+    <BugNumber xmlns="4873beb7-5857-4685-be1f-d57550cc96cc" xsi:nil="true"/>
+    <CrawlForDependencies xmlns="4873beb7-5857-4685-be1f-d57550cc96cc">false</CrawlForDependencies>
+    <InternalTagsTaxHTField0 xmlns="4873beb7-5857-4685-be1f-d57550cc96cc">
+      <Terms xmlns="http://schemas.microsoft.com/office/infopath/2007/PartnerControls"/>
+    </InternalTagsTaxHTField0>
+    <LastHandOff xmlns="4873beb7-5857-4685-be1f-d57550cc96cc" xsi:nil="true"/>
+    <Milestone xmlns="4873beb7-5857-4685-be1f-d57550cc96cc" xsi:nil="true"/>
+    <OriginalRelease xmlns="4873beb7-5857-4685-be1f-d57550cc96cc">15</OriginalRelease>
+    <RecommendationsModifier xmlns="4873beb7-5857-4685-be1f-d57550cc96cc" xsi:nil="true"/>
+    <ScenarioTagsTaxHTField0 xmlns="4873beb7-5857-4685-be1f-d57550cc96cc">
+      <Terms xmlns="http://schemas.microsoft.com/office/infopath/2007/PartnerControls"/>
+    </ScenarioTagsTaxHTField0>
+    <UANotes xmlns="4873beb7-5857-4685-be1f-d57550cc96cc" xsi:nil="true"/>
+  </documentManagement>
+</p:properties>
 </file>
 
 <file path=customXml/itemProps1.xml><?xml version="1.0" encoding="utf-8"?>
-<ds:datastoreItem xmlns:ds="http://schemas.openxmlformats.org/officeDocument/2006/customXml" ds:itemID="{63671810-3EF7-4C8E-BCBA-248ABE2BAB39}">
+<ds:datastoreItem xmlns:ds="http://schemas.openxmlformats.org/officeDocument/2006/customXml" ds:itemID="{499EA1EC-B023-4266-9865-E1EDA122A8C9}">
   <ds:schemaRefs>
-    <ds:schemaRef ds:uri="http://schemas.microsoft.com/office/2006/metadata/properties"/>
-    <ds:schemaRef ds:uri="http://schemas.microsoft.com/office/infopath/2007/PartnerControls"/>
-    <ds:schemaRef ds:uri="4873beb7-5857-4685-be1f-d57550cc96cc"/>
+    <ds:schemaRef ds:uri="http://schemas.microsoft.com/sharepoint/v3/contenttype/forms"/>
   </ds:schemaRefs>
 </ds:datastoreItem>
 </file>
@@ -7122,9 +7123,11 @@
 </file>
 
 <file path=customXml/itemProps3.xml><?xml version="1.0" encoding="utf-8"?>
-<ds:datastoreItem xmlns:ds="http://schemas.openxmlformats.org/officeDocument/2006/customXml" ds:itemID="{499EA1EC-B023-4266-9865-E1EDA122A8C9}">
+<ds:datastoreItem xmlns:ds="http://schemas.openxmlformats.org/officeDocument/2006/customXml" ds:itemID="{63671810-3EF7-4C8E-BCBA-248ABE2BAB39}">
   <ds:schemaRefs>
-    <ds:schemaRef ds:uri="http://schemas.microsoft.com/sharepoint/v3/contenttype/forms"/>
+    <ds:schemaRef ds:uri="http://schemas.microsoft.com/office/2006/metadata/properties"/>
+    <ds:schemaRef ds:uri="http://schemas.microsoft.com/office/infopath/2007/PartnerControls"/>
+    <ds:schemaRef ds:uri="4873beb7-5857-4685-be1f-d57550cc96cc"/>
   </ds:schemaRefs>
 </ds:datastoreItem>
 </file>